--- a/Masterpiece Idea.docx
+++ b/Masterpiece Idea.docx
@@ -151,202 +151,6 @@
         <w:br w:type="page"/>
       </w:r>
     </w:p>
-    <w:p>
-      <w:pPr>
-        <w:pStyle w:val="NormalWeb"/>
-      </w:pPr>
-      <w:r>
-        <w:rPr>
-          <w:rStyle w:val="Strong"/>
-          <w:rFonts w:eastAsiaTheme="majorEastAsia"/>
-        </w:rPr>
-        <w:lastRenderedPageBreak/>
-        <w:t>Description:</w:t>
-      </w:r>
-      <w:r>
-        <w:br/>
-        <w:t>A web platform that connects with the user's Google Drive and turns their files into a personal AI-powered knowledge base. Users can connect their Drive, select the files or folders they want, and then search or ask questions about their own documents, images, and notes instead of manually searching through many files.</w:t>
-      </w:r>
-    </w:p>
-    <w:p>
-      <w:pPr>
-        <w:pStyle w:val="NormalWeb"/>
-      </w:pPr>
-      <w:r>
-        <w:rPr>
-          <w:rStyle w:val="Strong"/>
-          <w:rFonts w:eastAsiaTheme="majorEastAsia"/>
-        </w:rPr>
-        <w:t>Target Audience:</w:t>
-      </w:r>
-      <w:r>
-        <w:br/>
-        <w:t>Students, employees, freelancers, researchers, and anyone who has many files and documents stored online.</w:t>
-      </w:r>
-    </w:p>
-    <w:p>
-      <w:pPr>
-        <w:pStyle w:val="NormalWeb"/>
-      </w:pPr>
-      <w:r>
-        <w:rPr>
-          <w:rStyle w:val="Strong"/>
-          <w:rFonts w:eastAsiaTheme="majorEastAsia"/>
-        </w:rPr>
-        <w:t>Profit Method:</w:t>
-      </w:r>
-      <w:r>
-        <w:br/>
-        <w:t>Freemium subscription. Users can use the basic features for free with limited storage and AI usage, while premium users pay for advanced AI features, larger file limits, and more connected storage.</w:t>
-      </w:r>
-    </w:p>
-    <w:p>
-      <w:pPr>
-        <w:pStyle w:val="NormalWeb"/>
-      </w:pPr>
-      <w:r>
-        <w:rPr>
-          <w:rStyle w:val="Strong"/>
-          <w:rFonts w:eastAsiaTheme="majorEastAsia"/>
-        </w:rPr>
-        <w:t>Added Value:</w:t>
-      </w:r>
-      <w:r>
-        <w:br/>
-        <w:t>The platform does not only store or search files. It understands the content of the user's files and allows them to find information using normal questions. It can also provide direct links to the original files in Google Drive.</w:t>
-      </w:r>
-    </w:p>
-    <w:p>
-      <w:pPr>
-        <w:pStyle w:val="NormalWeb"/>
-      </w:pPr>
-      <w:r>
-        <w:rPr>
-          <w:rStyle w:val="Strong"/>
-          <w:rFonts w:eastAsiaTheme="majorEastAsia"/>
-        </w:rPr>
-        <w:t>AI Features:</w:t>
-      </w:r>
-    </w:p>
-    <w:p>
-      <w:pPr>
-        <w:pStyle w:val="NormalWeb"/>
-        <w:numPr>
-          <w:ilvl w:val="0"/>
-          <w:numId w:val="4"/>
-        </w:numPr>
-      </w:pPr>
-      <w:r>
-        <w:t>Natural language search</w:t>
-      </w:r>
-    </w:p>
-    <w:p>
-      <w:pPr>
-        <w:pStyle w:val="NormalWeb"/>
-        <w:numPr>
-          <w:ilvl w:val="0"/>
-          <w:numId w:val="4"/>
-        </w:numPr>
-      </w:pPr>
-      <w:r>
-        <w:t>AI question answering from personal files</w:t>
-      </w:r>
-    </w:p>
-    <w:p>
-      <w:pPr>
-        <w:pStyle w:val="NormalWeb"/>
-        <w:numPr>
-          <w:ilvl w:val="0"/>
-          <w:numId w:val="4"/>
-        </w:numPr>
-      </w:pPr>
-      <w:r>
-        <w:t>Document and image understanding</w:t>
-      </w:r>
-    </w:p>
-    <w:p>
-      <w:pPr>
-        <w:pStyle w:val="NormalWeb"/>
-        <w:numPr>
-          <w:ilvl w:val="0"/>
-          <w:numId w:val="4"/>
-        </w:numPr>
-      </w:pPr>
-      <w:r>
-        <w:t>OCR for text inside images</w:t>
-      </w:r>
-    </w:p>
-    <w:p>
-      <w:pPr>
-        <w:pStyle w:val="NormalWeb"/>
-        <w:numPr>
-          <w:ilvl w:val="0"/>
-          <w:numId w:val="4"/>
-        </w:numPr>
-      </w:pPr>
-      <w:r>
-        <w:t>Automatic file categorization</w:t>
-      </w:r>
-    </w:p>
-    <w:p>
-      <w:pPr>
-        <w:pStyle w:val="NormalWeb"/>
-        <w:numPr>
-          <w:ilvl w:val="0"/>
-          <w:numId w:val="4"/>
-        </w:numPr>
-      </w:pPr>
-      <w:r>
-        <w:t>AI summaries</w:t>
-      </w:r>
-    </w:p>
-    <w:p>
-      <w:pPr>
-        <w:pStyle w:val="NormalWeb"/>
-        <w:numPr>
-          <w:ilvl w:val="0"/>
-          <w:numId w:val="4"/>
-        </w:numPr>
-      </w:pPr>
-      <w:r>
-        <w:t>Semantic search using embeddings and vector database</w:t>
-      </w:r>
-    </w:p>
-    <w:p>
-      <w:pPr>
-        <w:pStyle w:val="NormalWeb"/>
-      </w:pPr>
-    </w:p>
-    <w:p>
-      <w:pPr>
-        <w:pStyle w:val="NormalWeb"/>
-        <w:rPr>
-          <w:rFonts w:hint="cs"/>
-          <w:rtl/>
-        </w:rPr>
-      </w:pPr>
-    </w:p>
-    <w:p>
-      <w:pPr>
-        <w:rPr>
-          <w:rFonts w:ascii="Times New Roman" w:eastAsia="Times New Roman" w:hAnsi="Times New Roman" w:cs="Times New Roman"/>
-          <w:kern w:val="0"/>
-          <w14:ligatures w14:val="none"/>
-        </w:rPr>
-      </w:pPr>
-      <w:r>
-        <w:rPr>
-          <w:kern w:val="0"/>
-          <w14:ligatures w14:val="none"/>
-        </w:rPr>
-        <w:br w:type="page"/>
-      </w:r>
-    </w:p>
-    <w:p>
-      <w:pPr>
-        <w:pStyle w:val="NormalWeb"/>
-      </w:pPr>
-    </w:p>
     <w:p/>
     <w:sectPr>
       <w:pgSz w:w="12240" w:h="15840"/>
@@ -964,27 +768,9 @@
   </w:num>
   <w:num w:numId="3">
     <w:abstractNumId w:val="2"/>
-    <w:lvlOverride w:ilvl="0"/>
-    <w:lvlOverride w:ilvl="1"/>
-    <w:lvlOverride w:ilvl="2"/>
-    <w:lvlOverride w:ilvl="3"/>
-    <w:lvlOverride w:ilvl="4"/>
-    <w:lvlOverride w:ilvl="5"/>
-    <w:lvlOverride w:ilvl="6"/>
-    <w:lvlOverride w:ilvl="7"/>
-    <w:lvlOverride w:ilvl="8"/>
   </w:num>
   <w:num w:numId="4">
     <w:abstractNumId w:val="3"/>
-    <w:lvlOverride w:ilvl="0"/>
-    <w:lvlOverride w:ilvl="1"/>
-    <w:lvlOverride w:ilvl="2"/>
-    <w:lvlOverride w:ilvl="3"/>
-    <w:lvlOverride w:ilvl="4"/>
-    <w:lvlOverride w:ilvl="5"/>
-    <w:lvlOverride w:ilvl="6"/>
-    <w:lvlOverride w:ilvl="7"/>
-    <w:lvlOverride w:ilvl="8"/>
   </w:num>
 </w:numbering>
 </file>
